--- a/templates/documentation/generic-word-report-template.docx
+++ b/templates/documentation/generic-word-report-template.docx
@@ -16,6 +16,7 @@
     <w:p>
       <w:pPr>
         <w:pStyle w:val="Title"/>
+        <w:jc w:val="center"/>
       </w:pPr>
       <w:r>
         <w:rPr>
@@ -27,6 +28,7 @@
     <w:p>
       <w:pPr>
         <w:pStyle w:val="Subtitle"/>
+        <w:jc w:val="center"/>
       </w:pPr>
       <w:r>
         <w:t>Subtitle</w:t>
@@ -206,7 +208,7 @@
           </w:tcPr>
           <w:p>
             <w:r>
-              <w:t>February 3, 2026</w:t>
+              <w:t>February 23, 2026</w:t>
             </w:r>
           </w:p>
         </w:tc>
@@ -536,6 +538,7 @@
         <w:dataBinding w:prefixMappings="xmlns:ns0='http://purl.org/dc/elements/1.1/' xmlns:ns1='http://schemas.openxmlformats.org/package/2006/metadata/core-properties' " w:xpath="/ns1:coreProperties[1]/ns0:creator[1]" w:storeItemID="{6C3C8BC8-F283-45AE-878A-BAB7291924A1}"/>
         <w:text/>
       </w:sdtPr>
+      <w:sdtEndPr/>
       <w:sdtContent>
         <w:r>
           <w:t>First Name</w:t>
@@ -719,6 +722,7 @@
         <w:dataBinding w:prefixMappings="xmlns:ns0='http://purl.org/dc/elements/1.1/' xmlns:ns1='http://schemas.openxmlformats.org/package/2006/metadata/core-properties' " w:xpath="/ns1:coreProperties[1]/ns0:title[1]" w:storeItemID="{6C3C8BC8-F283-45AE-878A-BAB7291924A1}"/>
         <w:text/>
       </w:sdtPr>
+      <w:sdtEndPr/>
       <w:sdtContent>
         <w:r>
           <w:rPr>
@@ -12633,15 +12637,19 @@
     <w:rsidRoot w:val="00884438"/>
     <w:rsid w:val="00053759"/>
     <w:rsid w:val="001A4B87"/>
+    <w:rsid w:val="002324CE"/>
     <w:rsid w:val="002E568E"/>
+    <w:rsid w:val="004C6E00"/>
     <w:rsid w:val="004D50DD"/>
     <w:rsid w:val="00650225"/>
     <w:rsid w:val="00664E70"/>
     <w:rsid w:val="006D5FC8"/>
     <w:rsid w:val="00751557"/>
     <w:rsid w:val="00826D72"/>
+    <w:rsid w:val="0083736F"/>
     <w:rsid w:val="00884438"/>
     <w:rsid w:val="00B35578"/>
+    <w:rsid w:val="00C00969"/>
     <w:rsid w:val="00EE16F1"/>
   </w:rsids>
   <m:mathPr>
